--- a/agentes/mi-negocio/entregables/repesca-24-10-nutricion-whatsapp.docx
+++ b/agentes/mi-negocio/entregables/repesca-24-10-nutricion-whatsapp.docx
@@ -1013,7 +1013,7 @@
         <w:pStyle w:val="BlockText"/>
       </w:pPr>
       <w:r>
-        <w:t xml:space="preserve">Hoy tengo 2.200 suscriptores activos en Argentina. 1,28% de churn. No se van.</w:t>
+        <w:t xml:space="preserve">Hoy tengo más de 3.500 suscriptores activos en Argentina. Menos de 5% de churn. No se van.</w:t>
       </w:r>
     </w:p>
     <w:p>

--- a/agentes/mi-negocio/entregables/repesca-24-10-nutricion-whatsapp.docx
+++ b/agentes/mi-negocio/entregables/repesca-24-10-nutricion-whatsapp.docx
@@ -100,7 +100,7 @@
         <w:t xml:space="preserve"> </w:t>
       </w:r>
       <w:r>
-        <w:t xml:space="preserve">cómo escalé mi ecom de químicos a +$250.000.000 con el modelo de suscripciones.</w:t>
+        <w:t xml:space="preserve">cómo podés escalar tu ecom a más de 100 millones de pesos por mes con el modelo de suscripción.</w:t>
       </w:r>
       <w:r>
         <w:t xml:space="preserve"> </w:t>
@@ -147,16 +147,7 @@
         <w:t xml:space="preserve"> </w:t>
       </w:r>
       <w:r>
-        <w:t xml:space="preserve">Solo escriben los admins. Las interacciones son reacciones con emoji o van al privado (</w:t>
-      </w:r>
-      <w:r>
-        <w:rPr>
-          <w:rStyle w:val="VerbatimChar"/>
-        </w:rPr>
-        <w:t xml:space="preserve">[WA PRIVADO]</w:t>
-      </w:r>
-      <w:r>
-        <w:t xml:space="preserve">).</w:t>
+        <w:t xml:space="preserve">Solo escriben los admins. Las interacciones son reacciones con emoji.</w:t>
       </w:r>
     </w:p>
     <w:p>
@@ -500,22 +491,7 @@
           <w:bCs/>
           <w:b/>
         </w:rPr>
-        <w:t xml:space="preserve">Datos a completar antes de mandar:</w:t>
-      </w:r>
-      <w:r>
-        <w:t xml:space="preserve"> </w:t>
-      </w:r>
-      <w:r>
-        <w:rPr>
-          <w:rStyle w:val="VerbatimChar"/>
-        </w:rPr>
-        <w:t xml:space="preserve">[LINK GRUPO]</w:t>
-      </w:r>
-      <w:r>
-        <w:t xml:space="preserve"> </w:t>
-      </w:r>
-      <w:r>
-        <w:t xml:space="preserve">·</w:t>
+        <w:t xml:space="preserve">Dato que se completa el sábado:</w:t>
       </w:r>
       <w:r>
         <w:t xml:space="preserve"> </w:t>
@@ -527,22 +503,7 @@
         <w:t xml:space="preserve">[LINK CLASE]</w:t>
       </w:r>
       <w:r>
-        <w:t xml:space="preserve"> </w:t>
-      </w:r>
-      <w:r>
-        <w:t xml:space="preserve">·</w:t>
-      </w:r>
-      <w:r>
-        <w:t xml:space="preserve"> </w:t>
-      </w:r>
-      <w:r>
-        <w:rPr>
-          <w:rStyle w:val="VerbatimChar"/>
-        </w:rPr>
-        <w:t xml:space="preserve">[WA PRIVADO]</w:t>
-      </w:r>
-      <w:r>
-        <w:t xml:space="preserve">.</w:t>
+        <w:t xml:space="preserve">, el link de Zoom. Se pega a las 17:45 y en los mensajes siguientes. Es el único lugar donde se pasa.</w:t>
       </w:r>
     </w:p>
     <w:p>
@@ -605,7 +566,7 @@
         <w:pStyle w:val="BlockText"/>
       </w:pPr>
       <w:r>
-        <w:t xml:space="preserve">Te voy a mostrar cómo escalé mi ecom de químicos a más de 250 millones con el modelo de suscripciones: el paso a paso para pasar tu ecommerce de consumibles a suscripción, sin frenar lo que hoy vendés.</w:t>
+        <w:t xml:space="preserve">Te voy a mostrar cómo podés escalar tu ecom a más de 100 millones de pesos por mes con el modelo de suscripción: el paso a paso para pasar tu ecommerce de consumibles a suscripción, sin frenar lo que hoy vendés.</w:t>
       </w:r>
     </w:p>
     <w:p>
@@ -621,7 +582,31 @@
         <w:pStyle w:val="BlockText"/>
       </w:pPr>
       <w:r>
-        <w:t xml:space="preserve">Hasta el sábado te dejo acá lo que necesitás para llegar con la cabeza lista. Pocos mensajes, nada de ruido. 👇</w:t>
+        <w:t xml:space="preserve">Hasta el sábado te dejo acá lo que necesitás para llegar con la cabeza lista. Pocos mensajes, nada de ruido.</w:t>
+      </w:r>
+    </w:p>
+    <w:p>
+      <w:pPr>
+        <w:pStyle w:val="BlockText"/>
+      </w:pPr>
+      <w:r>
+        <w:t xml:space="preserve">Y lo más importante:</w:t>
+      </w:r>
+      <w:r>
+        <w:t xml:space="preserve"> </w:t>
+      </w:r>
+      <w:r>
+        <w:rPr>
+          <w:bCs/>
+          <w:b/>
+        </w:rPr>
+        <w:t xml:space="preserve">el link para entrar a la clase lo paso solo por este grupo, 15 minutos antes.</w:t>
+      </w:r>
+      <w:r>
+        <w:t xml:space="preserve"> </w:t>
+      </w:r>
+      <w:r>
+        <w:t xml:space="preserve">No te salgas. 👇</w:t>
       </w:r>
     </w:p>
     <w:bookmarkEnd w:id="22"/>
@@ -872,7 +857,7 @@
         <w:pStyle w:val="BlockText"/>
       </w:pPr>
       <w:r>
-        <w:t xml:space="preserve">Mañana, sábado 24, a las 18 hs. Clase en vivo privada: cómo escalé mi ecom de químicos a más de 250 millones con suscripciones. Última vez en vivo. 🔴</w:t>
+        <w:t xml:space="preserve">Mañana, sábado 24, a las 18 hs. Clase en vivo privada: cómo podés escalar tu ecom a más de 100 millones de pesos por mes con el modelo de suscripción. Última vez en vivo. 🔴</w:t>
       </w:r>
     </w:p>
     <w:bookmarkEnd w:id="28"/>
@@ -1196,7 +1181,7 @@
         <w:pStyle w:val="BlockText"/>
       </w:pPr>
       <w:r>
-        <w:t xml:space="preserve">Buen día. Hoy es el día. A las 18 doy la clase en vivo donde te muestro cómo escalé mi ecom de químicos a más de 250 millones con suscripciones. Es la última vez que la doy en vivo. Te espero.</w:t>
+        <w:t xml:space="preserve">Buen día. Hoy es el día. A las 18 doy la clase en vivo donde te muestro cómo podés escalar tu ecom a más de 100 millones de pesos por mes con el modelo de suscripción. Es la última vez que la doy en vivo. Te espero.</w:t>
       </w:r>
     </w:p>
     <w:p>
@@ -1681,7 +1666,7 @@
         <w:pStyle w:val="BlockText"/>
       </w:pPr>
       <w:r>
-        <w:t xml:space="preserve">Gracias por quedarte. Fue la última vez en vivo y estuvo buenísima. Los regalos te llegan por acá en un rato. Y si sentís que esto es para tu ecommerce, mañana te cuento cómo seguimos.</w:t>
+        <w:t xml:space="preserve">Gracias por quedarte. Fue la última vez en vivo y estuvo buenísima. Los regalos ya los tenés: los di en vivo. Y si sentís que esto es para tu ecommerce, mañana te cuento cómo seguimos.</w:t>
       </w:r>
     </w:p>
     <w:p>
@@ -1697,7 +1682,7 @@
         <w:pStyle w:val="BlockText"/>
       </w:pPr>
       <w:r>
-        <w:t xml:space="preserve">Gracias por estar. Los regalos te llegan por acá en un rato.</w:t>
+        <w:t xml:space="preserve">Gracias por estar. Si te quedaste hasta el final, los regalos ya los tenés.</w:t>
       </w:r>
     </w:p>
     <w:p>
@@ -1716,13 +1701,28 @@
           <w:bCs/>
           <w:b/>
         </w:rPr>
-        <w:t xml:space="preserve">Después de la clase (domingo en adelante):</w:t>
+        <w:t xml:space="preserve">Después de la clase:</w:t>
       </w:r>
       <w:r>
         <w:t xml:space="preserve"> </w:t>
       </w:r>
       <w:r>
-        <w:t xml:space="preserve">la repetición, Génesis y el cierre no entran en este rango. Los mensajes del sábado del documento anterior (repetición, objeciones, "quedan [N] lugares", cierre) se pueden mover al domingo 25 cuando esté definido el cierre.</w:t>
+        <w:t xml:space="preserve">el domingo 25 sigue en</w:t>
+      </w:r>
+      <w:r>
+        <w:t xml:space="preserve"> </w:t>
+      </w:r>
+      <w:r>
+        <w:rPr>
+          <w:rStyle w:val="VerbatimChar"/>
+        </w:rPr>
+        <w:t xml:space="preserve">post-clase-whatsapp.md</w:t>
+      </w:r>
+      <w:r>
+        <w:t xml:space="preserve"> </w:t>
+      </w:r>
+      <w:r>
+        <w:t xml:space="preserve">(repetición, Génesis y cierre a las 23:59).</w:t>
       </w:r>
     </w:p>
     <w:bookmarkEnd w:id="46"/>
